--- a/DOCUMENTOFINAL.docx
+++ b/DOCUMENTOFINAL.docx
@@ -800,7 +800,7 @@
                 <w:noProof/>
                 <w:webHidden/>
               </w:rPr>
-              <w:t>4</w:t>
+              <w:t>5</w:t>
             </w:r>
             <w:r>
               <w:rPr>
@@ -998,7 +998,7 @@
                 <w:noProof/>
                 <w:webHidden/>
               </w:rPr>
-              <w:t>6</w:t>
+              <w:t>7</w:t>
             </w:r>
             <w:r>
               <w:rPr>
@@ -1731,7 +1731,7 @@
                 <w:noProof/>
                 <w:webHidden/>
               </w:rPr>
-              <w:t>51</w:t>
+              <w:t>50</w:t>
             </w:r>
             <w:r>
               <w:rPr>
@@ -1830,7 +1830,7 @@
                 <w:noProof/>
                 <w:webHidden/>
               </w:rPr>
-              <w:t>57</w:t>
+              <w:t>56</w:t>
             </w:r>
             <w:r>
               <w:rPr>
@@ -1929,7 +1929,7 @@
                 <w:noProof/>
                 <w:webHidden/>
               </w:rPr>
-              <w:t>66</w:t>
+              <w:t>65</w:t>
             </w:r>
             <w:r>
               <w:rPr>
@@ -2028,7 +2028,7 @@
                 <w:noProof/>
                 <w:webHidden/>
               </w:rPr>
-              <w:t>68</w:t>
+              <w:t>67</w:t>
             </w:r>
             <w:r>
               <w:rPr>
